--- a/03_Outputs/final scripts/pt/Module 4/4.5.0-pt.docx
+++ b/03_Outputs/final scripts/pt/Module 4/4.5.0-pt.docx
@@ -9,7 +9,7 @@
     </w:p>
     <w:p>
       <w:r>
-        <w:t xml:space="preserve">Neste capítulo, abordaremos dois temas que moldam todas as partes das finanças de energia sustentável: parcerias estratégicas e abordagens inclusivas e equitativas de investimento, incluindo considerações de gênero.  </w:t>
+        <w:t xml:space="preserve">Neste capítulo, abordaremos dois temas que moldam todas as áreas das finanças de energia sustentável: parcerias estratégicas e abordagens inclusivas e equitativas de investimento, incluindo considerações de gênero.  </w:t>
       </w:r>
     </w:p>
     <w:p>
@@ -29,7 +29,7 @@
     </w:p>
     <w:p>
       <w:r>
-        <w:t xml:space="preserve">Por exemplo, essas instituições ajudaram a catalisar projetos que, de outra forma, poderiam ter sido considerados muito arriscados ou caros. Elas oferecem suporte financeiro fundamental para energias renováveis, como solar e eólica, especialmente onde os custos iniciais de capital são altos.  </w:t>
+        <w:t xml:space="preserve">Por exemplo, essas instituições ajudaram a catalisar projetos que, de outra forma, poderiam ter sido considerados muito arriscados ou caros. Elas oferecem suporte financeiro fundamental para energias renováveis, como solar e eólica, especialmente onde os custos iniciais de capital são elevados.  </w:t>
       </w:r>
     </w:p>
     <w:p>
@@ -39,22 +39,22 @@
     </w:p>
     <w:p>
       <w:r>
-        <w:t xml:space="preserve">Passando para o financiamento inclusivo e equitativo, o setor de energia ainda apresenta disparidades significativas. Por exemplo, as mulheres—especialmente aquelas de comunidades marginalizadas—enfrentam barreiras sistêmicas que vão desde acesso limitado ao crédito e falta de garantias até sub-representação em cargos de liderança.  </w:t>
+        <w:t xml:space="preserve">Passando para finanças inclusivas e justas, o setor de energia ainda apresenta disparidades significativas. Por exemplo, as mulheres — especialmente aquelas de comunidades marginalizadas — enfrentam barreiras sistêmicas que vão desde acesso limitado ao crédito e falta de garantias até sub-representação em cargos de liderança.  </w:t>
       </w:r>
     </w:p>
     <w:p>
       <w:r>
-        <w:t xml:space="preserve">Práticas discriminatórias e preconceitos culturais agravam esses desafios, dificultando que elas obtenham o financiamento necessário para projetos de energia renovável ou tecnologias de eficiência energética.  </w:t>
+        <w:t xml:space="preserve">Práticas discriminatórias e preconceitos culturais agravam esses desafios, dificultando o acesso ao financiamento necessário para projetos de energia renovável ou tecnologias de eficiência energética.  </w:t>
       </w:r>
     </w:p>
     <w:p>
       <w:r>
-        <w:t xml:space="preserve">Abordar essas lacunas exige políticas específicas, programas de capacitação e ferramentas financeiras desenhadas para atender às necessidades diversas.  </w:t>
+        <w:t xml:space="preserve">Abordar essas lacunas exige políticas específicas, programas de capacitação e ferramentas financeiras desenhadas para atender às diversas necessidades.  </w:t>
       </w:r>
     </w:p>
     <w:p>
       <w:r>
-        <w:t xml:space="preserve">Promover a liderança feminina em projetos de energia não só promove a inclusão, mas também acelera a transição geral ao aproveitar recursos humanos ainda não explorados.  </w:t>
+        <w:t xml:space="preserve">Promover a liderança feminina em projetos de energia não só promove a inclusão, mas também acelera a transição geral, aproveitando recursos humanos ainda não utilizados.  </w:t>
       </w:r>
     </w:p>
     <w:p>
@@ -64,7 +64,7 @@
     </w:p>
     <w:p>
       <w:r>
-        <w:t>Nas próximas lições, exploraremos como colocar essas ideias em prática.</w:t>
+        <w:t>Nos próximos módulos, exploraremos como colocar essas ideias em prática.</w:t>
       </w:r>
     </w:p>
     <w:sectPr>

--- a/03_Outputs/final scripts/pt/Module 4/4.5.0-pt.docx
+++ b/03_Outputs/final scripts/pt/Module 4/4.5.0-pt.docx
@@ -39,12 +39,12 @@
     </w:p>
     <w:p>
       <w:r>
-        <w:t xml:space="preserve">Passando para finanças inclusivas e justas, o setor de energia ainda apresenta disparidades significativas. Por exemplo, as mulheres — especialmente aquelas de comunidades marginalizadas — enfrentam barreiras sistêmicas que vão desde acesso limitado ao crédito e falta de garantias até sub-representação em cargos de liderança.  </w:t>
+        <w:t xml:space="preserve">Passando para o financiamento inclusivo e equitativo, o setor de energia ainda apresenta disparidades significativas. Por exemplo, as mulheres—especialmente aquelas de comunidades marginalizadas—enfrentam barreiras sistêmicas que vão desde acesso limitado ao crédito e falta de garantias até sub-representação em cargos de liderança.  </w:t>
       </w:r>
     </w:p>
     <w:p>
       <w:r>
-        <w:t xml:space="preserve">Práticas discriminatórias e preconceitos culturais agravam esses desafios, dificultando o acesso ao financiamento necessário para projetos de energia renovável ou tecnologias de eficiência energética.  </w:t>
+        <w:t xml:space="preserve">Práticas discriminatórias e preconceitos culturais agravam esses desafios, dificultando o acesso delas ao financiamento necessário para projetos de energia renovável ou tecnologias de eficiência energética.  </w:t>
       </w:r>
     </w:p>
     <w:p>
@@ -54,7 +54,7 @@
     </w:p>
     <w:p>
       <w:r>
-        <w:t xml:space="preserve">Promover a liderança feminina em projetos de energia não só promove a inclusão, mas também acelera a transição geral, aproveitando recursos humanos ainda não utilizados.  </w:t>
+        <w:t xml:space="preserve">Promover a liderança feminina em projetos de energia não só promove a inclusão, mas também acelera a transição geral, aproveitando recursos humanos ainda não explorados.  </w:t>
       </w:r>
     </w:p>
     <w:p>
@@ -64,7 +64,7 @@
     </w:p>
     <w:p>
       <w:r>
-        <w:t>Nos próximos módulos, exploraremos como colocar essas ideias em prática.</w:t>
+        <w:t>Nas próximas lições, exploraremos como colocar essas ideias em prática.</w:t>
       </w:r>
     </w:p>
     <w:sectPr>
